--- a/dokumentacja.docx
+++ b/dokumentacja.docx
@@ -9,7 +9,57 @@
     </w:p>
     <w:p>
       <w:r>
-        <w:t>Cel:  zrobienie szachów działających , tury,  ruchy ,sprawdzanie czy ruch jest możliwy</w:t>
+        <w:t>Cel</w:t>
+      </w:r>
+      <w:r>
+        <w:t>e</w:t>
+      </w:r>
+      <w:r>
+        <w:t xml:space="preserve">: </w:t>
+      </w:r>
+    </w:p>
+    <w:p>
+      <w:r>
+        <w:t xml:space="preserve"> zrobienie ruchów figurami</w:t>
+      </w:r>
+      <w:r>
+        <w:t>,</w:t>
+      </w:r>
+    </w:p>
+    <w:p>
+      <w:r>
+        <w:t xml:space="preserve"> tury,</w:t>
+      </w:r>
+    </w:p>
+    <w:p>
+      <w:r>
+        <w:t>sprawdzanie czy ruch jest możliwy</w:t>
+      </w:r>
+      <w:r>
+        <w:t>,</w:t>
+      </w:r>
+    </w:p>
+    <w:p>
+      <w:r>
+        <w:t xml:space="preserve">zamiast mata chyba zbicie króla wygrywa(bo </w:t>
+      </w:r>
+      <w:proofErr w:type="spellStart"/>
+      <w:r>
+        <w:t>cienszkie</w:t>
+      </w:r>
+      <w:proofErr w:type="spellEnd"/>
+      <w:r>
+        <w:t>)</w:t>
+      </w:r>
+    </w:p>
+    <w:p>
+      <w:proofErr w:type="spellStart"/>
+      <w:r>
+        <w:t>maybe</w:t>
+      </w:r>
+      <w:proofErr w:type="spellEnd"/>
+      <w:r>
+        <w:t xml:space="preserve"> roszada,</w:t>
       </w:r>
     </w:p>
     <w:sectPr>
@@ -181,6 +231,7 @@
   <w:style w:type="paragraph" w:default="1" w:styleId="Normalny">
     <w:name w:val="Normal"/>
     <w:qFormat/>
+    <w:rsid w:val="00745A83"/>
   </w:style>
   <w:style w:type="character" w:default="1" w:styleId="Domylnaczcionkaakapitu">
     <w:name w:val="Default Paragraph Font"/>
